--- a/templates/documentos/modelo_extrato_contrato_chamada_publica.docx
+++ b/templates/documentos/modelo_extrato_contrato_chamada_publica.docx
@@ -193,33 +193,30 @@
           <w:color w:val="000000"/>
           <w:lang w:eastAsia="pt-BR"/>
         </w:rPr>
-        <w:t xml:space="preserve">do município de </w:t>
-      </w:r>
-      <w:r>
-        <w:rPr>
-          <w:rFonts w:ascii="Times New Roman" w:hAnsi="Times New Roman" w:cs="Times New Roman"/>
-          <w:b/>
-          <w:bCs/>
-          <w:color w:val="FF0000"/>
-        </w:rPr>
-        <w:t>[Município da Chamada]</w:t>
-      </w:r>
-      <w:r>
-        <w:rPr>
-          <w:rFonts w:ascii="Times New Roman" w:hAnsi="Times New Roman" w:cs="Times New Roman"/>
-          <w:b/>
-          <w:bCs/>
-        </w:rPr>
-        <w:t>/</w:t>
-      </w:r>
-      <w:r>
-        <w:rPr>
-          <w:rFonts w:ascii="Times New Roman" w:hAnsi="Times New Roman" w:cs="Times New Roman"/>
-          <w:b/>
-          <w:bCs/>
-          <w:color w:val="000000"/>
-        </w:rPr>
-        <w:t>MT</w:t>
+        <w:t>[ABRANGÊNCIA DA CHAMADA]</w:t>
+      </w:r>
+      <w:r>
+        <w:rPr>
+          <w:rFonts w:ascii="Times New Roman" w:hAnsi="Times New Roman" w:cs="Times New Roman"/>
+          <w:b/>
+          <w:bCs/>
+          <w:color w:val="FF0000"/>
+        </w:rPr>
+      </w:r>
+      <w:r>
+        <w:rPr>
+          <w:rFonts w:ascii="Times New Roman" w:hAnsi="Times New Roman" w:cs="Times New Roman"/>
+          <w:b/>
+          <w:bCs/>
+        </w:rPr>
+      </w:r>
+      <w:r>
+        <w:rPr>
+          <w:rFonts w:ascii="Times New Roman" w:hAnsi="Times New Roman" w:cs="Times New Roman"/>
+          <w:b/>
+          <w:bCs/>
+          <w:color w:val="000000"/>
+        </w:rPr>
       </w:r>
       <w:r>
         <w:rPr>
@@ -318,39 +315,35 @@
           <w:color w:val="000000"/>
           <w:lang w:eastAsia="pt-BR"/>
         </w:rPr>
-        <w:t>, para aquisição de gêneros alimentícios oriundo da agricultura familiar, para compor a alimentação escolar do município d</w:t>
-      </w:r>
-      <w:r>
-        <w:rPr>
-          <w:rFonts w:ascii="Times New Roman" w:eastAsia="Times New Roman" w:hAnsi="Times New Roman" w:cs="Times New Roman"/>
-          <w:color w:val="000000"/>
-          <w:lang w:eastAsia="pt-BR"/>
-        </w:rPr>
-        <w:t xml:space="preserve">e </w:t>
-      </w:r>
-      <w:r>
-        <w:rPr>
-          <w:rFonts w:ascii="Times New Roman" w:eastAsia="Times New Roman" w:hAnsi="Times New Roman" w:cs="Times New Roman"/>
-          <w:color w:val="FF0000"/>
-          <w:lang w:eastAsia="pt-BR"/>
-        </w:rPr>
-        <w:t>[Nome do Município]</w:t>
-      </w:r>
-      <w:r>
-        <w:rPr>
-          <w:rFonts w:ascii="Times New Roman" w:eastAsia="Times New Roman" w:hAnsi="Times New Roman" w:cs="Times New Roman"/>
-          <w:color w:val="000000"/>
-          <w:lang w:eastAsia="pt-BR"/>
-        </w:rPr>
-        <w:t>/</w:t>
-      </w:r>
-      <w:r>
-        <w:rPr>
-          <w:rFonts w:ascii="Times New Roman" w:eastAsia="Times New Roman" w:hAnsi="Times New Roman" w:cs="Times New Roman"/>
-          <w:color w:val="FF0000"/>
-          <w:lang w:eastAsia="pt-BR"/>
-        </w:rPr>
-        <w:t>[Estado do Município]</w:t>
+        <w:t>, para aquisição de gêneros alimentícios oriundo da agricultura familiar, para compor a alimentação escolar [ABRANGÊNCIA DA CHAMADA]</w:t>
+      </w:r>
+      <w:r>
+        <w:rPr>
+          <w:rFonts w:ascii="Times New Roman" w:eastAsia="Times New Roman" w:hAnsi="Times New Roman" w:cs="Times New Roman"/>
+          <w:color w:val="000000"/>
+          <w:lang w:eastAsia="pt-BR"/>
+        </w:rPr>
+      </w:r>
+      <w:r>
+        <w:rPr>
+          <w:rFonts w:ascii="Times New Roman" w:eastAsia="Times New Roman" w:hAnsi="Times New Roman" w:cs="Times New Roman"/>
+          <w:color w:val="FF0000"/>
+          <w:lang w:eastAsia="pt-BR"/>
+        </w:rPr>
+      </w:r>
+      <w:r>
+        <w:rPr>
+          <w:rFonts w:ascii="Times New Roman" w:eastAsia="Times New Roman" w:hAnsi="Times New Roman" w:cs="Times New Roman"/>
+          <w:color w:val="000000"/>
+          <w:lang w:eastAsia="pt-BR"/>
+        </w:rPr>
+      </w:r>
+      <w:r>
+        <w:rPr>
+          <w:rFonts w:ascii="Times New Roman" w:eastAsia="Times New Roman" w:hAnsi="Times New Roman" w:cs="Times New Roman"/>
+          <w:color w:val="FF0000"/>
+          <w:lang w:eastAsia="pt-BR"/>
+        </w:rPr>
       </w:r>
       <w:r>
         <w:rPr>
